--- a/instructions_docx/ИОТ-СПС-07.docx
+++ b/instructions_docx/ИОТ-СПС-07.docx
@@ -2986,33 +2986,6 @@
           <w:rFonts w:ascii="Times New Roman" w:hAnsi="Times New Roman" w:eastAsia="Times New Roman"/>
           <w:sz w:val="24"/>
         </w:rPr>
-        <w:t xml:space="preserve">Жду команду </w:t>
-      </w:r>
-      <w:r>
-        <w:rPr>
-          <w:rFonts w:ascii="Times New Roman" w:hAnsi="Times New Roman" w:eastAsia="Times New Roman"/>
-          <w:b/>
-          <w:sz w:val="24"/>
-        </w:rPr>
-        <w:t>«далее»</w:t>
-      </w:r>
-      <w:r>
-        <w:rPr>
-          <w:rFonts w:ascii="Times New Roman" w:hAnsi="Times New Roman" w:eastAsia="Times New Roman"/>
-          <w:sz w:val="24"/>
-        </w:rPr>
-        <w:t>, чтобы продолжить генерацию следующих инструкций (Ведущий инженер СПС, Оператор по поливу и т.д.) в том же формате!</w:t>
-      </w:r>
-    </w:p>
-    <w:p>
-      <w:pPr>
-        <w:widowControl/>
-      </w:pPr>
-      <w:r>
-        <w:rPr>
-          <w:rFonts w:ascii="Times New Roman" w:hAnsi="Times New Roman" w:eastAsia="Times New Roman"/>
-          <w:sz w:val="24"/>
-        </w:rPr>
         <w:t>продолжай, полностью одинаковые пункты с тегами можно не дублировать и давать на них ссылку</w:t>
       </w:r>
     </w:p>
@@ -3031,20 +3004,14 @@
     <w:p>
       <w:pPr>
         <w:widowControl/>
-      </w:pPr>
-      <w:r>
-        <w:rPr>
-          <w:rFonts w:ascii="Times New Roman" w:hAnsi="Times New Roman" w:eastAsia="Times New Roman"/>
-          <w:sz w:val="24"/>
-        </w:rPr>
-        <w:t xml:space="preserve">[[[вставить пункты с тешами </w:t>
-      </w:r>
+        <w:spacing w:after="60"/>
+      </w:pPr>
       <w:r>
         <w:rPr>
           <w:rFonts w:ascii="Times New Roman" w:hAnsi="Times New Roman" w:eastAsia="Times New Roman"/>
           <w:b/>
           <w:color w:val="965A00"/>
-          <w:sz w:val="20"/>
+          <w:sz w:val="24"/>
           <w:highlight w:val="yellow"/>
         </w:rPr>
         <w:t>[{[ОБЩ-01]}]</w:t>
@@ -3054,14 +3021,89 @@
           <w:rFonts w:ascii="Times New Roman" w:hAnsi="Times New Roman" w:eastAsia="Times New Roman"/>
           <w:sz w:val="24"/>
         </w:rPr>
-        <w:t xml:space="preserve"> - </w:t>
+        <w:t xml:space="preserve"> 1.1. Настоящая инструкция устанавливает требования по обеспечению безопасных условий труда для начальника садово-парковой службы ООО «Слайс ЛТД».</w:t>
       </w:r>
+    </w:p>
+    <w:p>
+      <w:pPr>
+        <w:widowControl/>
+        <w:spacing w:after="60"/>
+      </w:pPr>
       <w:r>
         <w:rPr>
           <w:rFonts w:ascii="Times New Roman" w:hAnsi="Times New Roman" w:eastAsia="Times New Roman"/>
           <w:b/>
           <w:color w:val="965A00"/>
-          <w:sz w:val="20"/>
+          <w:sz w:val="24"/>
+          <w:highlight w:val="yellow"/>
+        </w:rPr>
+        <w:t>[{[ОБЩ-02]}]</w:t>
+      </w:r>
+      <w:r>
+        <w:rPr>
+          <w:rFonts w:ascii="Times New Roman" w:hAnsi="Times New Roman" w:eastAsia="Times New Roman"/>
+          <w:sz w:val="24"/>
+        </w:rPr>
+        <w:t xml:space="preserve"> 1.2. Настоящая инструкция по охране труда разработана на основе установленных обязательных требований по охране труда в Российской Федерации, а также:</w:t>
+      </w:r>
+    </w:p>
+    <w:p>
+      <w:pPr>
+        <w:widowControl/>
+        <w:spacing w:after="60"/>
+      </w:pPr>
+      <w:r>
+        <w:rPr>
+          <w:rFonts w:ascii="Times New Roman" w:hAnsi="Times New Roman" w:eastAsia="Times New Roman"/>
+          <w:b/>
+          <w:color w:val="965A00"/>
+          <w:sz w:val="24"/>
+          <w:highlight w:val="yellow"/>
+        </w:rPr>
+        <w:t>[{[ОБЩ-03]}]</w:t>
+      </w:r>
+      <w:r>
+        <w:rPr>
+          <w:rFonts w:ascii="Times New Roman" w:hAnsi="Times New Roman" w:eastAsia="Times New Roman"/>
+          <w:sz w:val="24"/>
+        </w:rPr>
+        <w:t xml:space="preserve"> 1.3. Выполнение требований настоящей инструкции обязательно для всех работников в должности начальника садово-парковой службы ООО «Слайс ЛТД» при выполнении ими трудовых обязанностей независимо от квалификации и стажа работы.</w:t>
+      </w:r>
+    </w:p>
+    <w:p>
+      <w:pPr>
+        <w:widowControl/>
+        <w:spacing w:after="60"/>
+      </w:pPr>
+      <w:r>
+        <w:rPr>
+          <w:rFonts w:ascii="Times New Roman" w:hAnsi="Times New Roman" w:eastAsia="Times New Roman"/>
+          <w:b/>
+          <w:color w:val="965A00"/>
+          <w:sz w:val="24"/>
+          <w:highlight w:val="yellow"/>
+        </w:rPr>
+        <w:t>[{[ОБЩ-04]}]</w:t>
+      </w:r>
+      <w:r>
+        <w:rPr>
+          <w:rFonts w:ascii="Times New Roman" w:hAnsi="Times New Roman" w:eastAsia="Times New Roman"/>
+          <w:sz w:val="24"/>
+        </w:rPr>
+        <w:t xml:space="preserve"> 1.4. К самостоятельной работе в должности начальника садово-парковой службы допускаются лица не моложе 18 лет, прошедшие:</w:t>
+      </w:r>
+    </w:p>
+    <w:p>
+      <w:pPr>
+        <w:widowControl/>
+        <w:spacing w:after="60"/>
+      </w:pPr>
+      <w:r>
+        <w:rPr>
+          <w:rFonts w:ascii="Times New Roman" w:hAnsi="Times New Roman" w:eastAsia="Times New Roman"/>
+          <w:b/>
+          <w:color w:val="965A00"/>
+          <w:sz w:val="24"/>
           <w:highlight w:val="yellow"/>
         </w:rPr>
         <w:t>[{[ОБЩ-05]}]</w:t>
@@ -3071,7 +3113,7 @@
           <w:rFonts w:ascii="Times New Roman" w:hAnsi="Times New Roman" w:eastAsia="Times New Roman"/>
           <w:sz w:val="24"/>
         </w:rPr>
-        <w:t xml:space="preserve"> ]]]</w:t>
+        <w:t xml:space="preserve"> 1.5. Повторный инструктаж проводится не реже одного раза в 6 месяцев непосредственным руководителем работ.</w:t>
       </w:r>
     </w:p>
     <w:p>
@@ -3089,20 +3131,14 @@
     <w:p>
       <w:pPr>
         <w:widowControl/>
-      </w:pPr>
-      <w:r>
-        <w:rPr>
-          <w:rFonts w:ascii="Times New Roman" w:hAnsi="Times New Roman" w:eastAsia="Times New Roman"/>
-          <w:sz w:val="24"/>
-        </w:rPr>
-        <w:t xml:space="preserve">[[[вставить пункты с тешами </w:t>
-      </w:r>
+        <w:spacing w:after="60"/>
+      </w:pPr>
       <w:r>
         <w:rPr>
           <w:rFonts w:ascii="Times New Roman" w:hAnsi="Times New Roman" w:eastAsia="Times New Roman"/>
           <w:b/>
           <w:color w:val="965A00"/>
-          <w:sz w:val="20"/>
+          <w:sz w:val="24"/>
           <w:highlight w:val="yellow"/>
         </w:rPr>
         <w:t>[{[ОБЩ-06]}]</w:t>
@@ -3112,14 +3148,66 @@
           <w:rFonts w:ascii="Times New Roman" w:hAnsi="Times New Roman" w:eastAsia="Times New Roman"/>
           <w:sz w:val="24"/>
         </w:rPr>
-        <w:t xml:space="preserve"> - </w:t>
+        <w:t xml:space="preserve"> 1.6. Внеплановый инструктаж проводится при:</w:t>
       </w:r>
+    </w:p>
+    <w:p>
+      <w:pPr>
+        <w:widowControl/>
+        <w:spacing w:after="60"/>
+      </w:pPr>
       <w:r>
         <w:rPr>
           <w:rFonts w:ascii="Times New Roman" w:hAnsi="Times New Roman" w:eastAsia="Times New Roman"/>
           <w:b/>
           <w:color w:val="965A00"/>
-          <w:sz w:val="20"/>
+          <w:sz w:val="24"/>
+          <w:highlight w:val="yellow"/>
+        </w:rPr>
+        <w:t>[{[ОБЩ-07]}]</w:t>
+      </w:r>
+      <w:r>
+        <w:rPr>
+          <w:rFonts w:ascii="Times New Roman" w:hAnsi="Times New Roman" w:eastAsia="Times New Roman"/>
+          <w:sz w:val="24"/>
+        </w:rPr>
+        <w:t xml:space="preserve"> 1.7. Целевой инструктаж проводится при:</w:t>
+      </w:r>
+    </w:p>
+    <w:p>
+      <w:pPr>
+        <w:widowControl/>
+        <w:spacing w:after="60"/>
+      </w:pPr>
+      <w:r>
+        <w:rPr>
+          <w:rFonts w:ascii="Times New Roman" w:hAnsi="Times New Roman" w:eastAsia="Times New Roman"/>
+          <w:b/>
+          <w:color w:val="965A00"/>
+          <w:sz w:val="24"/>
+          <w:highlight w:val="yellow"/>
+        </w:rPr>
+        <w:t>[{[ОБЩ-08]}]</w:t>
+      </w:r>
+      <w:r>
+        <w:rPr>
+          <w:rFonts w:ascii="Times New Roman" w:hAnsi="Times New Roman" w:eastAsia="Times New Roman"/>
+          <w:sz w:val="24"/>
+        </w:rPr>
+        <w:t xml:space="preserve"> 1.8. Работник, не прошедший своевременно инструктажи, обучение и проверку знаний требований охраны труда, к самостоятельной работе не допускается.</w:t>
+      </w:r>
+    </w:p>
+    <w:p>
+      <w:pPr>
+        <w:widowControl/>
+        <w:spacing w:after="60"/>
+      </w:pPr>
+      <w:r>
+        <w:rPr>
+          <w:rFonts w:ascii="Times New Roman" w:hAnsi="Times New Roman" w:eastAsia="Times New Roman"/>
+          <w:b/>
+          <w:color w:val="965A00"/>
+          <w:sz w:val="24"/>
           <w:highlight w:val="yellow"/>
         </w:rPr>
         <w:t>[{[ОБЩ-09]}]</w:t>
@@ -3129,7 +3217,7 @@
           <w:rFonts w:ascii="Times New Roman" w:hAnsi="Times New Roman" w:eastAsia="Times New Roman"/>
           <w:sz w:val="24"/>
         </w:rPr>
-        <w:t xml:space="preserve"> ]]]</w:t>
+        <w:t xml:space="preserve"> 1.9. Работнику запрещается пользоваться инструментом, приспособлениями и оборудованием, безопасному обращению с которым он не обучен.</w:t>
       </w:r>
     </w:p>
     <w:sectPr>

--- a/instructions_docx/ИОТ-СПС-07.docx
+++ b/instructions_docx/ИОТ-СПС-07.docx
@@ -2986,6 +2986,33 @@
           <w:rFonts w:ascii="Times New Roman" w:hAnsi="Times New Roman" w:eastAsia="Times New Roman"/>
           <w:sz w:val="24"/>
         </w:rPr>
+        <w:t xml:space="preserve">Жду команду </w:t>
+      </w:r>
+      <w:r>
+        <w:rPr>
+          <w:rFonts w:ascii="Times New Roman" w:hAnsi="Times New Roman" w:eastAsia="Times New Roman"/>
+          <w:b/>
+          <w:sz w:val="24"/>
+        </w:rPr>
+        <w:t>«далее»</w:t>
+      </w:r>
+      <w:r>
+        <w:rPr>
+          <w:rFonts w:ascii="Times New Roman" w:hAnsi="Times New Roman" w:eastAsia="Times New Roman"/>
+          <w:sz w:val="24"/>
+        </w:rPr>
+        <w:t>, чтобы продолжить генерацию следующих инструкций (Ведущий инженер СПС, Оператор по поливу и т.д.) в том же формате!</w:t>
+      </w:r>
+    </w:p>
+    <w:p>
+      <w:pPr>
+        <w:widowControl/>
+      </w:pPr>
+      <w:r>
+        <w:rPr>
+          <w:rFonts w:ascii="Times New Roman" w:hAnsi="Times New Roman" w:eastAsia="Times New Roman"/>
+          <w:sz w:val="24"/>
+        </w:rPr>
         <w:t>продолжай, полностью одинаковые пункты с тегами можно не дублировать и давать на них ссылку</w:t>
       </w:r>
     </w:p>
@@ -3004,14 +3031,20 @@
     <w:p>
       <w:pPr>
         <w:widowControl/>
-        <w:spacing w:after="60"/>
-      </w:pPr>
+      </w:pPr>
+      <w:r>
+        <w:rPr>
+          <w:rFonts w:ascii="Times New Roman" w:hAnsi="Times New Roman" w:eastAsia="Times New Roman"/>
+          <w:sz w:val="24"/>
+        </w:rPr>
+        <w:t xml:space="preserve">[[[вставить пункты с тешами </w:t>
+      </w:r>
       <w:r>
         <w:rPr>
           <w:rFonts w:ascii="Times New Roman" w:hAnsi="Times New Roman" w:eastAsia="Times New Roman"/>
           <w:b/>
           <w:color w:val="965A00"/>
-          <w:sz w:val="24"/>
+          <w:sz w:val="20"/>
           <w:highlight w:val="yellow"/>
         </w:rPr>
         <w:t>[{[ОБЩ-01]}]</w:t>
@@ -3021,89 +3054,14 @@
           <w:rFonts w:ascii="Times New Roman" w:hAnsi="Times New Roman" w:eastAsia="Times New Roman"/>
           <w:sz w:val="24"/>
         </w:rPr>
-        <w:t xml:space="preserve"> 1.1. Настоящая инструкция устанавливает требования по обеспечению безопасных условий труда для начальника садово-парковой службы ООО «Слайс ЛТД».</w:t>
+        <w:t xml:space="preserve"> - </w:t>
       </w:r>
-    </w:p>
-    <w:p>
-      <w:pPr>
-        <w:widowControl/>
-        <w:spacing w:after="60"/>
-      </w:pPr>
       <w:r>
         <w:rPr>
           <w:rFonts w:ascii="Times New Roman" w:hAnsi="Times New Roman" w:eastAsia="Times New Roman"/>
           <w:b/>
           <w:color w:val="965A00"/>
-          <w:sz w:val="24"/>
-          <w:highlight w:val="yellow"/>
-        </w:rPr>
-        <w:t>[{[ОБЩ-02]}]</w:t>
-      </w:r>
-      <w:r>
-        <w:rPr>
-          <w:rFonts w:ascii="Times New Roman" w:hAnsi="Times New Roman" w:eastAsia="Times New Roman"/>
-          <w:sz w:val="24"/>
-        </w:rPr>
-        <w:t xml:space="preserve"> 1.2. Настоящая инструкция по охране труда разработана на основе установленных обязательных требований по охране труда в Российской Федерации, а также:</w:t>
-      </w:r>
-    </w:p>
-    <w:p>
-      <w:pPr>
-        <w:widowControl/>
-        <w:spacing w:after="60"/>
-      </w:pPr>
-      <w:r>
-        <w:rPr>
-          <w:rFonts w:ascii="Times New Roman" w:hAnsi="Times New Roman" w:eastAsia="Times New Roman"/>
-          <w:b/>
-          <w:color w:val="965A00"/>
-          <w:sz w:val="24"/>
-          <w:highlight w:val="yellow"/>
-        </w:rPr>
-        <w:t>[{[ОБЩ-03]}]</w:t>
-      </w:r>
-      <w:r>
-        <w:rPr>
-          <w:rFonts w:ascii="Times New Roman" w:hAnsi="Times New Roman" w:eastAsia="Times New Roman"/>
-          <w:sz w:val="24"/>
-        </w:rPr>
-        <w:t xml:space="preserve"> 1.3. Выполнение требований настоящей инструкции обязательно для всех работников в должности начальника садово-парковой службы ООО «Слайс ЛТД» при выполнении ими трудовых обязанностей независимо от квалификации и стажа работы.</w:t>
-      </w:r>
-    </w:p>
-    <w:p>
-      <w:pPr>
-        <w:widowControl/>
-        <w:spacing w:after="60"/>
-      </w:pPr>
-      <w:r>
-        <w:rPr>
-          <w:rFonts w:ascii="Times New Roman" w:hAnsi="Times New Roman" w:eastAsia="Times New Roman"/>
-          <w:b/>
-          <w:color w:val="965A00"/>
-          <w:sz w:val="24"/>
-          <w:highlight w:val="yellow"/>
-        </w:rPr>
-        <w:t>[{[ОБЩ-04]}]</w:t>
-      </w:r>
-      <w:r>
-        <w:rPr>
-          <w:rFonts w:ascii="Times New Roman" w:hAnsi="Times New Roman" w:eastAsia="Times New Roman"/>
-          <w:sz w:val="24"/>
-        </w:rPr>
-        <w:t xml:space="preserve"> 1.4. К самостоятельной работе в должности начальника садово-парковой службы допускаются лица не моложе 18 лет, прошедшие:</w:t>
-      </w:r>
-    </w:p>
-    <w:p>
-      <w:pPr>
-        <w:widowControl/>
-        <w:spacing w:after="60"/>
-      </w:pPr>
-      <w:r>
-        <w:rPr>
-          <w:rFonts w:ascii="Times New Roman" w:hAnsi="Times New Roman" w:eastAsia="Times New Roman"/>
-          <w:b/>
-          <w:color w:val="965A00"/>
-          <w:sz w:val="24"/>
+          <w:sz w:val="20"/>
           <w:highlight w:val="yellow"/>
         </w:rPr>
         <w:t>[{[ОБЩ-05]}]</w:t>
@@ -3113,7 +3071,7 @@
           <w:rFonts w:ascii="Times New Roman" w:hAnsi="Times New Roman" w:eastAsia="Times New Roman"/>
           <w:sz w:val="24"/>
         </w:rPr>
-        <w:t xml:space="preserve"> 1.5. Повторный инструктаж проводится не реже одного раза в 6 месяцев непосредственным руководителем работ.</w:t>
+        <w:t xml:space="preserve"> ]]]</w:t>
       </w:r>
     </w:p>
     <w:p>
@@ -3131,14 +3089,20 @@
     <w:p>
       <w:pPr>
         <w:widowControl/>
-        <w:spacing w:after="60"/>
-      </w:pPr>
+      </w:pPr>
+      <w:r>
+        <w:rPr>
+          <w:rFonts w:ascii="Times New Roman" w:hAnsi="Times New Roman" w:eastAsia="Times New Roman"/>
+          <w:sz w:val="24"/>
+        </w:rPr>
+        <w:t xml:space="preserve">[[[вставить пункты с тешами </w:t>
+      </w:r>
       <w:r>
         <w:rPr>
           <w:rFonts w:ascii="Times New Roman" w:hAnsi="Times New Roman" w:eastAsia="Times New Roman"/>
           <w:b/>
           <w:color w:val="965A00"/>
-          <w:sz w:val="24"/>
+          <w:sz w:val="20"/>
           <w:highlight w:val="yellow"/>
         </w:rPr>
         <w:t>[{[ОБЩ-06]}]</w:t>
@@ -3148,66 +3112,14 @@
           <w:rFonts w:ascii="Times New Roman" w:hAnsi="Times New Roman" w:eastAsia="Times New Roman"/>
           <w:sz w:val="24"/>
         </w:rPr>
-        <w:t xml:space="preserve"> 1.6. Внеплановый инструктаж проводится при:</w:t>
+        <w:t xml:space="preserve"> - </w:t>
       </w:r>
-    </w:p>
-    <w:p>
-      <w:pPr>
-        <w:widowControl/>
-        <w:spacing w:after="60"/>
-      </w:pPr>
       <w:r>
         <w:rPr>
           <w:rFonts w:ascii="Times New Roman" w:hAnsi="Times New Roman" w:eastAsia="Times New Roman"/>
           <w:b/>
           <w:color w:val="965A00"/>
-          <w:sz w:val="24"/>
-          <w:highlight w:val="yellow"/>
-        </w:rPr>
-        <w:t>[{[ОБЩ-07]}]</w:t>
-      </w:r>
-      <w:r>
-        <w:rPr>
-          <w:rFonts w:ascii="Times New Roman" w:hAnsi="Times New Roman" w:eastAsia="Times New Roman"/>
-          <w:sz w:val="24"/>
-        </w:rPr>
-        <w:t xml:space="preserve"> 1.7. Целевой инструктаж проводится при:</w:t>
-      </w:r>
-    </w:p>
-    <w:p>
-      <w:pPr>
-        <w:widowControl/>
-        <w:spacing w:after="60"/>
-      </w:pPr>
-      <w:r>
-        <w:rPr>
-          <w:rFonts w:ascii="Times New Roman" w:hAnsi="Times New Roman" w:eastAsia="Times New Roman"/>
-          <w:b/>
-          <w:color w:val="965A00"/>
-          <w:sz w:val="24"/>
-          <w:highlight w:val="yellow"/>
-        </w:rPr>
-        <w:t>[{[ОБЩ-08]}]</w:t>
-      </w:r>
-      <w:r>
-        <w:rPr>
-          <w:rFonts w:ascii="Times New Roman" w:hAnsi="Times New Roman" w:eastAsia="Times New Roman"/>
-          <w:sz w:val="24"/>
-        </w:rPr>
-        <w:t xml:space="preserve"> 1.8. Работник, не прошедший своевременно инструктажи, обучение и проверку знаний требований охраны труда, к самостоятельной работе не допускается.</w:t>
-      </w:r>
-    </w:p>
-    <w:p>
-      <w:pPr>
-        <w:widowControl/>
-        <w:spacing w:after="60"/>
-      </w:pPr>
-      <w:r>
-        <w:rPr>
-          <w:rFonts w:ascii="Times New Roman" w:hAnsi="Times New Roman" w:eastAsia="Times New Roman"/>
-          <w:b/>
-          <w:color w:val="965A00"/>
-          <w:sz w:val="24"/>
+          <w:sz w:val="20"/>
           <w:highlight w:val="yellow"/>
         </w:rPr>
         <w:t>[{[ОБЩ-09]}]</w:t>
@@ -3217,7 +3129,7 @@
           <w:rFonts w:ascii="Times New Roman" w:hAnsi="Times New Roman" w:eastAsia="Times New Roman"/>
           <w:sz w:val="24"/>
         </w:rPr>
-        <w:t xml:space="preserve"> 1.9. Работнику запрещается пользоваться инструментом, приспособлениями и оборудованием, безопасному обращению с которым он не обучен.</w:t>
+        <w:t xml:space="preserve"> ]]]</w:t>
       </w:r>
     </w:p>
     <w:sectPr>
